--- a/frontend/public/gen-sticker-docs/originals/12-sla.docx
+++ b/frontend/public/gen-sticker-docs/originals/12-sla.docx
@@ -162,7 +162,7 @@
           </w:tcPr>
           <w:p>
             <w:r>
-              <w:t>1.0</w:t>
+              <w:t>1.1</w:t>
             </w:r>
           </w:p>
         </w:tc>
@@ -219,7 +219,7 @@
           </w:tcPr>
           <w:p>
             <w:r>
-              <w:t>kien_v5 @ c09e26a</w:t>
+              <w:t>kien_v5 @ 4d23b9a</w:t>
             </w:r>
           </w:p>
         </w:tc>
@@ -333,7 +333,7 @@
           </w:tcPr>
           <w:p>
             <w:r>
-              <w:t>2026-08-09</w:t>
+              <w:t>2026-08-10</w:t>
             </w:r>
           </w:p>
         </w:tc>
@@ -592,6 +592,16 @@
       </w:r>
     </w:p>
     <w:p>
+      <w:pPr>
+        <w:pStyle w:val="ListBullet"/>
+        <w:spacing w:after="20"/>
+        <w:ind w:left="288"/>
+      </w:pPr>
+      <w:r>
+        <w:t>14. Face gate: chi phí, khả dụng và giới hạn</w:t>
+      </w:r>
+    </w:p>
+    <w:p>
       <w:r>
         <w:br w:type="page"/>
       </w:r>
@@ -623,6 +633,7 @@
       <w:tr>
         <w:trPr>
           <w:tblHeader w:val="true"/>
+          <w:cantSplit/>
         </w:trPr>
         <w:tc>
           <w:tcPr>
@@ -646,6 +657,7 @@
           </w:tcPr>
           <w:p>
             <w:pPr>
+              <w:keepNext/>
               <w:jc w:val="left"/>
             </w:pPr>
             <w:r>
@@ -681,6 +693,7 @@
           </w:tcPr>
           <w:p>
             <w:pPr>
+              <w:keepNext/>
               <w:jc w:val="left"/>
             </w:pPr>
             <w:r>
@@ -696,6 +709,9 @@
         </w:tc>
       </w:tr>
       <w:tr>
+        <w:trPr>
+          <w:cantSplit/>
+        </w:trPr>
         <w:tc>
           <w:tcPr>
             <w:tcW w:type="dxa" w:w="4831"/>
@@ -762,12 +778,15 @@
                 <w:color w:val="0F172A"/>
                 <w:sz w:val="18"/>
               </w:rPr>
-              <w:t>1.0</w:t>
+              <w:t>1.1</w:t>
             </w:r>
           </w:p>
         </w:tc>
       </w:tr>
       <w:tr>
+        <w:trPr>
+          <w:cantSplit/>
+        </w:trPr>
         <w:tc>
           <w:tcPr>
             <w:tcW w:type="dxa" w:w="4831"/>
@@ -840,6 +859,9 @@
         </w:tc>
       </w:tr>
       <w:tr>
+        <w:trPr>
+          <w:cantSplit/>
+        </w:trPr>
         <w:tc>
           <w:tcPr>
             <w:tcW w:type="dxa" w:w="4831"/>
@@ -906,12 +928,15 @@
                 <w:color w:val="0F172A"/>
                 <w:sz w:val="18"/>
               </w:rPr>
-              <w:t>kien_v5 / c09e26a</w:t>
+              <w:t>kien_v5 / 4d23b9a</w:t>
             </w:r>
           </w:p>
         </w:tc>
       </w:tr>
       <w:tr>
+        <w:trPr>
+          <w:cantSplit/>
+        </w:trPr>
         <w:tc>
           <w:tcPr>
             <w:tcW w:type="dxa" w:w="4831"/>
@@ -984,6 +1009,9 @@
         </w:tc>
       </w:tr>
       <w:tr>
+        <w:trPr>
+          <w:cantSplit/>
+        </w:trPr>
         <w:tc>
           <w:tcPr>
             <w:tcW w:type="dxa" w:w="4831"/>
@@ -1058,8 +1086,14 @@
     </w:tbl>
     <w:p>
       <w:pPr>
-        <w:spacing w:after="20"/>
+        <w:spacing w:before="0" w:after="0" w:line="20" w:lineRule="exact"/>
       </w:pPr>
+      <w:r>
+        <w:rPr>
+          <w:sz w:val="2"/>
+        </w:rPr>
+        <w:t xml:space="preserve"> </w:t>
+      </w:r>
     </w:p>
     <w:p>
       <w:pPr>
@@ -1117,6 +1151,7 @@
       <w:tr>
         <w:trPr>
           <w:tblHeader w:val="true"/>
+          <w:cantSplit/>
         </w:trPr>
         <w:tc>
           <w:tcPr>
@@ -1140,6 +1175,7 @@
           </w:tcPr>
           <w:p>
             <w:pPr>
+              <w:keepNext/>
               <w:jc w:val="left"/>
             </w:pPr>
             <w:r>
@@ -1175,6 +1211,7 @@
           </w:tcPr>
           <w:p>
             <w:pPr>
+              <w:keepNext/>
               <w:jc w:val="left"/>
             </w:pPr>
             <w:r>
@@ -1210,6 +1247,7 @@
           </w:tcPr>
           <w:p>
             <w:pPr>
+              <w:keepNext/>
               <w:jc w:val="left"/>
             </w:pPr>
             <w:r>
@@ -1225,6 +1263,9 @@
         </w:tc>
       </w:tr>
       <w:tr>
+        <w:trPr>
+          <w:cantSplit/>
+        </w:trPr>
         <w:tc>
           <w:tcPr>
             <w:tcW w:type="dxa" w:w="3221"/>
@@ -1332,6 +1373,9 @@
         </w:tc>
       </w:tr>
       <w:tr>
+        <w:trPr>
+          <w:cantSplit/>
+        </w:trPr>
         <w:tc>
           <w:tcPr>
             <w:tcW w:type="dxa" w:w="3221"/>
@@ -1439,6 +1483,9 @@
         </w:tc>
       </w:tr>
       <w:tr>
+        <w:trPr>
+          <w:cantSplit/>
+        </w:trPr>
         <w:tc>
           <w:tcPr>
             <w:tcW w:type="dxa" w:w="3221"/>
@@ -1548,8 +1595,14 @@
     </w:tbl>
     <w:p>
       <w:pPr>
-        <w:spacing w:after="20"/>
+        <w:spacing w:before="0" w:after="0" w:line="20" w:lineRule="exact"/>
       </w:pPr>
+      <w:r>
+        <w:rPr>
+          <w:sz w:val="2"/>
+        </w:rPr>
+        <w:t xml:space="preserve"> </w:t>
+      </w:r>
     </w:p>
     <w:p>
       <w:pPr>
@@ -1579,6 +1632,7 @@
       <w:tr>
         <w:trPr>
           <w:tblHeader w:val="true"/>
+          <w:cantSplit/>
         </w:trPr>
         <w:tc>
           <w:tcPr>
@@ -1602,6 +1656,7 @@
           </w:tcPr>
           <w:p>
             <w:pPr>
+              <w:keepNext/>
               <w:jc w:val="left"/>
             </w:pPr>
             <w:r>
@@ -1637,6 +1692,7 @@
           </w:tcPr>
           <w:p>
             <w:pPr>
+              <w:keepNext/>
               <w:jc w:val="left"/>
             </w:pPr>
             <w:r>
@@ -1672,6 +1728,7 @@
           </w:tcPr>
           <w:p>
             <w:pPr>
+              <w:keepNext/>
               <w:jc w:val="left"/>
             </w:pPr>
             <w:r>
@@ -1687,6 +1744,9 @@
         </w:tc>
       </w:tr>
       <w:tr>
+        <w:trPr>
+          <w:cantSplit/>
+        </w:trPr>
         <w:tc>
           <w:tcPr>
             <w:tcW w:type="dxa" w:w="3221"/>
@@ -1794,6 +1854,9 @@
         </w:tc>
       </w:tr>
       <w:tr>
+        <w:trPr>
+          <w:cantSplit/>
+        </w:trPr>
         <w:tc>
           <w:tcPr>
             <w:tcW w:type="dxa" w:w="3221"/>
@@ -1901,6 +1964,9 @@
         </w:tc>
       </w:tr>
       <w:tr>
+        <w:trPr>
+          <w:cantSplit/>
+        </w:trPr>
         <w:tc>
           <w:tcPr>
             <w:tcW w:type="dxa" w:w="3221"/>
@@ -2008,6 +2074,9 @@
         </w:tc>
       </w:tr>
       <w:tr>
+        <w:trPr>
+          <w:cantSplit/>
+        </w:trPr>
         <w:tc>
           <w:tcPr>
             <w:tcW w:type="dxa" w:w="3221"/>
@@ -2115,6 +2184,9 @@
         </w:tc>
       </w:tr>
       <w:tr>
+        <w:trPr>
+          <w:cantSplit/>
+        </w:trPr>
         <w:tc>
           <w:tcPr>
             <w:tcW w:type="dxa" w:w="3221"/>
@@ -2222,6 +2294,9 @@
         </w:tc>
       </w:tr>
       <w:tr>
+        <w:trPr>
+          <w:cantSplit/>
+        </w:trPr>
         <w:tc>
           <w:tcPr>
             <w:tcW w:type="dxa" w:w="3221"/>
@@ -2331,8 +2406,14 @@
     </w:tbl>
     <w:p>
       <w:pPr>
-        <w:spacing w:after="20"/>
+        <w:spacing w:before="0" w:after="0" w:line="20" w:lineRule="exact"/>
       </w:pPr>
+      <w:r>
+        <w:rPr>
+          <w:sz w:val="2"/>
+        </w:rPr>
+        <w:t xml:space="preserve"> </w:t>
+      </w:r>
     </w:p>
     <w:p>
       <w:pPr>
@@ -2362,6 +2443,7 @@
       <w:tr>
         <w:trPr>
           <w:tblHeader w:val="true"/>
+          <w:cantSplit/>
         </w:trPr>
         <w:tc>
           <w:tcPr>
@@ -2385,6 +2467,7 @@
           </w:tcPr>
           <w:p>
             <w:pPr>
+              <w:keepNext/>
               <w:jc w:val="left"/>
             </w:pPr>
             <w:r>
@@ -2420,6 +2503,7 @@
           </w:tcPr>
           <w:p>
             <w:pPr>
+              <w:keepNext/>
               <w:jc w:val="left"/>
             </w:pPr>
             <w:r>
@@ -2455,6 +2539,7 @@
           </w:tcPr>
           <w:p>
             <w:pPr>
+              <w:keepNext/>
               <w:jc w:val="left"/>
             </w:pPr>
             <w:r>
@@ -2470,6 +2555,9 @@
         </w:tc>
       </w:tr>
       <w:tr>
+        <w:trPr>
+          <w:cantSplit/>
+        </w:trPr>
         <w:tc>
           <w:tcPr>
             <w:tcW w:type="dxa" w:w="3221"/>
@@ -2577,6 +2665,9 @@
         </w:tc>
       </w:tr>
       <w:tr>
+        <w:trPr>
+          <w:cantSplit/>
+        </w:trPr>
         <w:tc>
           <w:tcPr>
             <w:tcW w:type="dxa" w:w="3221"/>
@@ -2684,6 +2775,9 @@
         </w:tc>
       </w:tr>
       <w:tr>
+        <w:trPr>
+          <w:cantSplit/>
+        </w:trPr>
         <w:tc>
           <w:tcPr>
             <w:tcW w:type="dxa" w:w="3221"/>
@@ -2791,6 +2885,9 @@
         </w:tc>
       </w:tr>
       <w:tr>
+        <w:trPr>
+          <w:cantSplit/>
+        </w:trPr>
         <w:tc>
           <w:tcPr>
             <w:tcW w:type="dxa" w:w="3221"/>
@@ -2898,6 +2995,9 @@
         </w:tc>
       </w:tr>
       <w:tr>
+        <w:trPr>
+          <w:cantSplit/>
+        </w:trPr>
         <w:tc>
           <w:tcPr>
             <w:tcW w:type="dxa" w:w="3221"/>
@@ -3007,8 +3107,143 @@
     </w:tbl>
     <w:p>
       <w:pPr>
-        <w:spacing w:after="20"/>
+        <w:spacing w:before="0" w:after="0" w:line="20" w:lineRule="exact"/>
       </w:pPr>
+      <w:r>
+        <w:rPr>
+          <w:sz w:val="2"/>
+        </w:rPr>
+        <w:t xml:space="preserve"> </w:t>
+      </w:r>
+    </w:p>
+    <w:p>
+      <w:pPr>
+        <w:spacing w:before="120" w:after="40"/>
+      </w:pPr>
+    </w:p>
+    <w:p>
+      <w:pPr>
+        <w:keepNext/>
+        <w:keepLines/>
+        <w:spacing w:after="0"/>
+        <w:jc w:val="center"/>
+      </w:pPr>
+      <w:r>
+        <w:drawing>
+          <wp:inline xmlns:a="http://schemas.openxmlformats.org/drawingml/2006/main" xmlns:pic="http://schemas.openxmlformats.org/drawingml/2006/picture">
+            <wp:extent cx="5760720" cy="3240405"/>
+            <wp:docPr id="1" name="Picture 1" title="Kiến trúc runtime GenSticker" descr="Browser chứa React và FaceDetector worker; Vite/Vercel phục vụ model BlazeFace; worker tải WASM từ jsDelivr; ảnh pass mới được gửi FastAPI, grouped generator và Image API; Supabase và Telegram giữ nguyên."/>
+            <wp:cNvGraphicFramePr>
+              <a:graphicFrameLocks noChangeAspect="1"/>
+            </wp:cNvGraphicFramePr>
+            <a:graphic>
+              <a:graphicData uri="http://schemas.openxmlformats.org/drawingml/2006/picture">
+                <pic:pic>
+                  <pic:nvPicPr>
+                    <pic:cNvPr id="0" name="system-context.png"/>
+                    <pic:cNvPicPr/>
+                  </pic:nvPicPr>
+                  <pic:blipFill>
+                    <a:blip r:embed="rId11"/>
+                    <a:stretch>
+                      <a:fillRect/>
+                    </a:stretch>
+                  </pic:blipFill>
+                  <pic:spPr>
+                    <a:xfrm>
+                      <a:off x="0" y="0"/>
+                      <a:ext cx="5760720" cy="3240405"/>
+                    </a:xfrm>
+                    <a:prstGeom prst="rect"/>
+                  </pic:spPr>
+                </pic:pic>
+              </a:graphicData>
+            </a:graphic>
+          </wp:inline>
+        </w:drawing>
+      </w:r>
+    </w:p>
+    <w:p>
+      <w:pPr>
+        <w:pStyle w:val="Caption"/>
+        <w:keepNext/>
+        <w:jc w:val="center"/>
+      </w:pPr>
+      <w:r>
+        <w:t>Hình GS-DOC-12.1 — Kiến trúc runtime GenSticker. Runtime topology có MediaPipe worker chạy trên CPU client, model tĩnh cùng origin và WASM tải từ CDN ghim phiên bản.</w:t>
+      </w:r>
+    </w:p>
+    <w:tbl>
+      <w:tblPr>
+        <w:tblW w:type="auto" w:w="0"/>
+        <w:jc w:val="center"/>
+        <w:tblLook w:firstColumn="1" w:firstRow="1" w:lastColumn="0" w:lastRow="0" w:noHBand="0" w:noVBand="1" w:val="04A0"/>
+      </w:tblPr>
+      <w:tblGrid>
+        <w:gridCol w:w="9663"/>
+      </w:tblGrid>
+      <w:tr>
+        <w:trPr>
+          <w:cantSplit/>
+        </w:trPr>
+        <w:tc>
+          <w:tcPr>
+            <w:tcW w:type="dxa" w:w="9663"/>
+            <w:shd w:fill="F8FAFC"/>
+            <w:tcBorders>
+              <w:top w:val="single" w:sz="4" w:color="CBD5E1"/>
+              <w:left w:val="single" w:sz="4" w:color="CBD5E1"/>
+              <w:bottom w:val="single" w:sz="4" w:color="CBD5E1"/>
+              <w:right w:val="single" w:sz="4" w:color="CBD5E1"/>
+              <w:insideH w:val="single" w:sz="4" w:color="CBD5E1"/>
+              <w:insideV w:val="single" w:sz="4" w:color="CBD5E1"/>
+            </w:tcBorders>
+            <w:tcMar>
+              <w:top w:w="80" w:type="dxa"/>
+              <w:start w:w="100" w:type="dxa"/>
+              <w:bottom w:w="80" w:type="dxa"/>
+              <w:end w:w="100" w:type="dxa"/>
+            </w:tcMar>
+          </w:tcPr>
+          <w:p>
+            <w:pPr>
+              <w:spacing w:after="0"/>
+            </w:pPr>
+            <w:r>
+              <w:rPr>
+                <w:rFonts w:ascii="Aptos" w:hAnsi="Aptos" w:eastAsia="Arial"/>
+                <w:b/>
+                <w:color w:val="4338CA"/>
+                <w:sz w:val="16"/>
+              </w:rPr>
+              <w:t xml:space="preserve">Mô tả sơ đồ: </w:t>
+            </w:r>
+            <w:r>
+              <w:rPr>
+                <w:rFonts w:ascii="Aptos" w:hAnsi="Aptos" w:eastAsia="Arial"/>
+                <w:b w:val="0"/>
+                <w:color w:val="475569"/>
+                <w:sz w:val="16"/>
+              </w:rPr>
+              <w:t>Browser chứa React và FaceDetector worker; Vite/Vercel phục vụ model BlazeFace; worker tải WASM từ jsDelivr; ảnh pass mới được gửi FastAPI, grouped generator và Image API; Supabase và Telegram giữ nguyên.</w:t>
+            </w:r>
+          </w:p>
+        </w:tc>
+      </w:tr>
+    </w:tbl>
+    <w:p>
+      <w:pPr>
+        <w:spacing w:after="80"/>
+        <w:jc w:val="center"/>
+      </w:pPr>
+      <w:r>
+        <w:rPr>
+          <w:rFonts w:ascii="Aptos Mono" w:hAnsi="Aptos Mono"/>
+          <w:color w:val="475569"/>
+          <w:sz w:val="14"/>
+        </w:rPr>
+        <w:t>Nguồn: frontend/src/services/faceDetectionService.ts; frontend/src/workers/faceDetector.worker.ts; frontend/public/models/README.md · baseline kien_v5</w:t>
+      </w:r>
     </w:p>
     <w:p>
       <w:pPr>
@@ -3039,6 +3274,7 @@
       <w:tr>
         <w:trPr>
           <w:tblHeader w:val="true"/>
+          <w:cantSplit/>
         </w:trPr>
         <w:tc>
           <w:tcPr>
@@ -3062,6 +3298,7 @@
           </w:tcPr>
           <w:p>
             <w:pPr>
+              <w:keepNext/>
               <w:jc w:val="left"/>
             </w:pPr>
             <w:r>
@@ -3097,6 +3334,7 @@
           </w:tcPr>
           <w:p>
             <w:pPr>
+              <w:keepNext/>
               <w:jc w:val="left"/>
             </w:pPr>
             <w:r>
@@ -3132,6 +3370,7 @@
           </w:tcPr>
           <w:p>
             <w:pPr>
+              <w:keepNext/>
               <w:jc w:val="left"/>
             </w:pPr>
             <w:r>
@@ -3167,6 +3406,7 @@
           </w:tcPr>
           <w:p>
             <w:pPr>
+              <w:keepNext/>
               <w:jc w:val="left"/>
             </w:pPr>
             <w:r>
@@ -3182,6 +3422,9 @@
         </w:tc>
       </w:tr>
       <w:tr>
+        <w:trPr>
+          <w:cantSplit/>
+        </w:trPr>
         <w:tc>
           <w:tcPr>
             <w:tcW w:type="dxa" w:w="2416"/>
@@ -3324,6 +3567,9 @@
         </w:tc>
       </w:tr>
       <w:tr>
+        <w:trPr>
+          <w:cantSplit/>
+        </w:trPr>
         <w:tc>
           <w:tcPr>
             <w:tcW w:type="dxa" w:w="2416"/>
@@ -3466,6 +3712,9 @@
         </w:tc>
       </w:tr>
       <w:tr>
+        <w:trPr>
+          <w:cantSplit/>
+        </w:trPr>
         <w:tc>
           <w:tcPr>
             <w:tcW w:type="dxa" w:w="2416"/>
@@ -3608,6 +3857,9 @@
         </w:tc>
       </w:tr>
       <w:tr>
+        <w:trPr>
+          <w:cantSplit/>
+        </w:trPr>
         <w:tc>
           <w:tcPr>
             <w:tcW w:type="dxa" w:w="2416"/>
@@ -3750,6 +4002,9 @@
         </w:tc>
       </w:tr>
       <w:tr>
+        <w:trPr>
+          <w:cantSplit/>
+        </w:trPr>
         <w:tc>
           <w:tcPr>
             <w:tcW w:type="dxa" w:w="2416"/>
@@ -3892,6 +4147,9 @@
         </w:tc>
       </w:tr>
       <w:tr>
+        <w:trPr>
+          <w:cantSplit/>
+        </w:trPr>
         <w:tc>
           <w:tcPr>
             <w:tcW w:type="dxa" w:w="2416"/>
@@ -4036,8 +4294,14 @@
     </w:tbl>
     <w:p>
       <w:pPr>
-        <w:spacing w:after="20"/>
+        <w:spacing w:before="0" w:after="0" w:line="20" w:lineRule="exact"/>
       </w:pPr>
+      <w:r>
+        <w:rPr>
+          <w:sz w:val="2"/>
+        </w:rPr>
+        <w:t xml:space="preserve"> </w:t>
+      </w:r>
     </w:p>
     <w:p>
       <w:pPr>
@@ -4069,6 +4333,7 @@
       <w:tr>
         <w:trPr>
           <w:tblHeader w:val="true"/>
+          <w:cantSplit/>
         </w:trPr>
         <w:tc>
           <w:tcPr>
@@ -4092,6 +4357,7 @@
           </w:tcPr>
           <w:p>
             <w:pPr>
+              <w:keepNext/>
               <w:jc w:val="left"/>
             </w:pPr>
             <w:r>
@@ -4127,6 +4393,7 @@
           </w:tcPr>
           <w:p>
             <w:pPr>
+              <w:keepNext/>
               <w:jc w:val="left"/>
             </w:pPr>
             <w:r>
@@ -4162,6 +4429,7 @@
           </w:tcPr>
           <w:p>
             <w:pPr>
+              <w:keepNext/>
               <w:jc w:val="left"/>
             </w:pPr>
             <w:r>
@@ -4197,6 +4465,7 @@
           </w:tcPr>
           <w:p>
             <w:pPr>
+              <w:keepNext/>
               <w:jc w:val="left"/>
             </w:pPr>
             <w:r>
@@ -4232,6 +4501,7 @@
           </w:tcPr>
           <w:p>
             <w:pPr>
+              <w:keepNext/>
               <w:jc w:val="left"/>
             </w:pPr>
             <w:r>
@@ -4247,6 +4517,9 @@
         </w:tc>
       </w:tr>
       <w:tr>
+        <w:trPr>
+          <w:cantSplit/>
+        </w:trPr>
         <w:tc>
           <w:tcPr>
             <w:tcW w:type="dxa" w:w="1933"/>
@@ -4424,6 +4697,9 @@
         </w:tc>
       </w:tr>
       <w:tr>
+        <w:trPr>
+          <w:cantSplit/>
+        </w:trPr>
         <w:tc>
           <w:tcPr>
             <w:tcW w:type="dxa" w:w="1933"/>
@@ -4601,6 +4877,9 @@
         </w:tc>
       </w:tr>
       <w:tr>
+        <w:trPr>
+          <w:cantSplit/>
+        </w:trPr>
         <w:tc>
           <w:tcPr>
             <w:tcW w:type="dxa" w:w="1933"/>
@@ -4778,6 +5057,9 @@
         </w:tc>
       </w:tr>
       <w:tr>
+        <w:trPr>
+          <w:cantSplit/>
+        </w:trPr>
         <w:tc>
           <w:tcPr>
             <w:tcW w:type="dxa" w:w="1933"/>
@@ -4957,8 +5239,14 @@
     </w:tbl>
     <w:p>
       <w:pPr>
-        <w:spacing w:after="20"/>
+        <w:spacing w:before="0" w:after="0" w:line="20" w:lineRule="exact"/>
       </w:pPr>
+      <w:r>
+        <w:rPr>
+          <w:sz w:val="2"/>
+        </w:rPr>
+        <w:t xml:space="preserve"> </w:t>
+      </w:r>
     </w:p>
     <w:p>
       <w:pPr>
@@ -5020,6 +5308,7 @@
       <w:tr>
         <w:trPr>
           <w:tblHeader w:val="true"/>
+          <w:cantSplit/>
         </w:trPr>
         <w:tc>
           <w:tcPr>
@@ -5043,6 +5332,7 @@
           </w:tcPr>
           <w:p>
             <w:pPr>
+              <w:keepNext/>
               <w:jc w:val="left"/>
             </w:pPr>
             <w:r>
@@ -5078,6 +5368,7 @@
           </w:tcPr>
           <w:p>
             <w:pPr>
+              <w:keepNext/>
               <w:jc w:val="left"/>
             </w:pPr>
             <w:r>
@@ -5113,6 +5404,7 @@
           </w:tcPr>
           <w:p>
             <w:pPr>
+              <w:keepNext/>
               <w:jc w:val="left"/>
             </w:pPr>
             <w:r>
@@ -5148,6 +5440,7 @@
           </w:tcPr>
           <w:p>
             <w:pPr>
+              <w:keepNext/>
               <w:jc w:val="left"/>
             </w:pPr>
             <w:r>
@@ -5183,6 +5476,7 @@
           </w:tcPr>
           <w:p>
             <w:pPr>
+              <w:keepNext/>
               <w:jc w:val="left"/>
             </w:pPr>
             <w:r>
@@ -5218,6 +5512,7 @@
           </w:tcPr>
           <w:p>
             <w:pPr>
+              <w:keepNext/>
               <w:jc w:val="left"/>
             </w:pPr>
             <w:r>
@@ -5253,6 +5548,7 @@
           </w:tcPr>
           <w:p>
             <w:pPr>
+              <w:keepNext/>
               <w:jc w:val="left"/>
             </w:pPr>
             <w:r>
@@ -5268,6 +5564,9 @@
         </w:tc>
       </w:tr>
       <w:tr>
+        <w:trPr>
+          <w:cantSplit/>
+        </w:trPr>
         <w:tc>
           <w:tcPr>
             <w:tcW w:type="dxa" w:w="1380"/>
@@ -5515,6 +5814,9 @@
         </w:tc>
       </w:tr>
       <w:tr>
+        <w:trPr>
+          <w:cantSplit/>
+        </w:trPr>
         <w:tc>
           <w:tcPr>
             <w:tcW w:type="dxa" w:w="1380"/>
@@ -5764,8 +6066,14 @@
     </w:tbl>
     <w:p>
       <w:pPr>
-        <w:spacing w:after="20"/>
+        <w:spacing w:before="0" w:after="0" w:line="20" w:lineRule="exact"/>
       </w:pPr>
+      <w:r>
+        <w:rPr>
+          <w:sz w:val="2"/>
+        </w:rPr>
+        <w:t xml:space="preserve"> </w:t>
+      </w:r>
     </w:p>
     <w:p>
       <w:pPr>
@@ -5795,6 +6103,7 @@
       <w:tr>
         <w:trPr>
           <w:tblHeader w:val="true"/>
+          <w:cantSplit/>
         </w:trPr>
         <w:tc>
           <w:tcPr>
@@ -5818,6 +6127,7 @@
           </w:tcPr>
           <w:p>
             <w:pPr>
+              <w:keepNext/>
               <w:jc w:val="left"/>
             </w:pPr>
             <w:r>
@@ -5853,6 +6163,7 @@
           </w:tcPr>
           <w:p>
             <w:pPr>
+              <w:keepNext/>
               <w:jc w:val="left"/>
             </w:pPr>
             <w:r>
@@ -5888,6 +6199,7 @@
           </w:tcPr>
           <w:p>
             <w:pPr>
+              <w:keepNext/>
               <w:jc w:val="left"/>
             </w:pPr>
             <w:r>
@@ -5903,6 +6215,9 @@
         </w:tc>
       </w:tr>
       <w:tr>
+        <w:trPr>
+          <w:cantSplit/>
+        </w:trPr>
         <w:tc>
           <w:tcPr>
             <w:tcW w:type="dxa" w:w="3221"/>
@@ -6010,6 +6325,9 @@
         </w:tc>
       </w:tr>
       <w:tr>
+        <w:trPr>
+          <w:cantSplit/>
+        </w:trPr>
         <w:tc>
           <w:tcPr>
             <w:tcW w:type="dxa" w:w="3221"/>
@@ -6117,6 +6435,9 @@
         </w:tc>
       </w:tr>
       <w:tr>
+        <w:trPr>
+          <w:cantSplit/>
+        </w:trPr>
         <w:tc>
           <w:tcPr>
             <w:tcW w:type="dxa" w:w="3221"/>
@@ -6224,6 +6545,9 @@
         </w:tc>
       </w:tr>
       <w:tr>
+        <w:trPr>
+          <w:cantSplit/>
+        </w:trPr>
         <w:tc>
           <w:tcPr>
             <w:tcW w:type="dxa" w:w="3221"/>
@@ -6331,6 +6655,9 @@
         </w:tc>
       </w:tr>
       <w:tr>
+        <w:trPr>
+          <w:cantSplit/>
+        </w:trPr>
         <w:tc>
           <w:tcPr>
             <w:tcW w:type="dxa" w:w="3221"/>
@@ -6440,8 +6767,14 @@
     </w:tbl>
     <w:p>
       <w:pPr>
-        <w:spacing w:after="20"/>
+        <w:spacing w:before="0" w:after="0" w:line="20" w:lineRule="exact"/>
       </w:pPr>
+      <w:r>
+        <w:rPr>
+          <w:sz w:val="2"/>
+        </w:rPr>
+        <w:t xml:space="preserve"> </w:t>
+      </w:r>
     </w:p>
     <w:p>
       <w:pPr>
@@ -6471,6 +6804,7 @@
       <w:tr>
         <w:trPr>
           <w:tblHeader w:val="true"/>
+          <w:cantSplit/>
         </w:trPr>
         <w:tc>
           <w:tcPr>
@@ -6494,6 +6828,7 @@
           </w:tcPr>
           <w:p>
             <w:pPr>
+              <w:keepNext/>
               <w:jc w:val="left"/>
             </w:pPr>
             <w:r>
@@ -6529,6 +6864,7 @@
           </w:tcPr>
           <w:p>
             <w:pPr>
+              <w:keepNext/>
               <w:jc w:val="left"/>
             </w:pPr>
             <w:r>
@@ -6564,6 +6900,7 @@
           </w:tcPr>
           <w:p>
             <w:pPr>
+              <w:keepNext/>
               <w:jc w:val="left"/>
             </w:pPr>
             <w:r>
@@ -6579,6 +6916,9 @@
         </w:tc>
       </w:tr>
       <w:tr>
+        <w:trPr>
+          <w:cantSplit/>
+        </w:trPr>
         <w:tc>
           <w:tcPr>
             <w:tcW w:type="dxa" w:w="3221"/>
@@ -6686,6 +7026,9 @@
         </w:tc>
       </w:tr>
       <w:tr>
+        <w:trPr>
+          <w:cantSplit/>
+        </w:trPr>
         <w:tc>
           <w:tcPr>
             <w:tcW w:type="dxa" w:w="3221"/>
@@ -6793,6 +7136,9 @@
         </w:tc>
       </w:tr>
       <w:tr>
+        <w:trPr>
+          <w:cantSplit/>
+        </w:trPr>
         <w:tc>
           <w:tcPr>
             <w:tcW w:type="dxa" w:w="3221"/>
@@ -6900,6 +7246,9 @@
         </w:tc>
       </w:tr>
       <w:tr>
+        <w:trPr>
+          <w:cantSplit/>
+        </w:trPr>
         <w:tc>
           <w:tcPr>
             <w:tcW w:type="dxa" w:w="3221"/>
@@ -7007,6 +7356,9 @@
         </w:tc>
       </w:tr>
       <w:tr>
+        <w:trPr>
+          <w:cantSplit/>
+        </w:trPr>
         <w:tc>
           <w:tcPr>
             <w:tcW w:type="dxa" w:w="3221"/>
@@ -7114,6 +7466,9 @@
         </w:tc>
       </w:tr>
       <w:tr>
+        <w:trPr>
+          <w:cantSplit/>
+        </w:trPr>
         <w:tc>
           <w:tcPr>
             <w:tcW w:type="dxa" w:w="3221"/>
@@ -7223,8 +7578,14 @@
     </w:tbl>
     <w:p>
       <w:pPr>
-        <w:spacing w:after="20"/>
+        <w:spacing w:before="0" w:after="0" w:line="20" w:lineRule="exact"/>
       </w:pPr>
+      <w:r>
+        <w:rPr>
+          <w:sz w:val="2"/>
+        </w:rPr>
+        <w:t xml:space="preserve"> </w:t>
+      </w:r>
     </w:p>
     <w:p>
       <w:pPr>
@@ -7317,6 +7678,7 @@
       <w:tr>
         <w:trPr>
           <w:tblHeader w:val="true"/>
+          <w:cantSplit/>
         </w:trPr>
         <w:tc>
           <w:tcPr>
@@ -7340,6 +7702,7 @@
           </w:tcPr>
           <w:p>
             <w:pPr>
+              <w:keepNext/>
               <w:jc w:val="left"/>
             </w:pPr>
             <w:r>
@@ -7375,6 +7738,7 @@
           </w:tcPr>
           <w:p>
             <w:pPr>
+              <w:keepNext/>
               <w:jc w:val="left"/>
             </w:pPr>
             <w:r>
@@ -7410,6 +7774,7 @@
           </w:tcPr>
           <w:p>
             <w:pPr>
+              <w:keepNext/>
               <w:jc w:val="left"/>
             </w:pPr>
             <w:r>
@@ -7445,6 +7810,7 @@
           </w:tcPr>
           <w:p>
             <w:pPr>
+              <w:keepNext/>
               <w:jc w:val="left"/>
             </w:pPr>
             <w:r>
@@ -7460,6 +7826,9 @@
         </w:tc>
       </w:tr>
       <w:tr>
+        <w:trPr>
+          <w:cantSplit/>
+        </w:trPr>
         <w:tc>
           <w:tcPr>
             <w:tcW w:type="dxa" w:w="2416"/>
@@ -7602,6 +7971,9 @@
         </w:tc>
       </w:tr>
       <w:tr>
+        <w:trPr>
+          <w:cantSplit/>
+        </w:trPr>
         <w:tc>
           <w:tcPr>
             <w:tcW w:type="dxa" w:w="2416"/>
@@ -7744,6 +8116,9 @@
         </w:tc>
       </w:tr>
       <w:tr>
+        <w:trPr>
+          <w:cantSplit/>
+        </w:trPr>
         <w:tc>
           <w:tcPr>
             <w:tcW w:type="dxa" w:w="2416"/>
@@ -7886,6 +8261,9 @@
         </w:tc>
       </w:tr>
       <w:tr>
+        <w:trPr>
+          <w:cantSplit/>
+        </w:trPr>
         <w:tc>
           <w:tcPr>
             <w:tcW w:type="dxa" w:w="2416"/>
@@ -8028,6 +8406,9 @@
         </w:tc>
       </w:tr>
       <w:tr>
+        <w:trPr>
+          <w:cantSplit/>
+        </w:trPr>
         <w:tc>
           <w:tcPr>
             <w:tcW w:type="dxa" w:w="2416"/>
@@ -8170,6 +8551,9 @@
         </w:tc>
       </w:tr>
       <w:tr>
+        <w:trPr>
+          <w:cantSplit/>
+        </w:trPr>
         <w:tc>
           <w:tcPr>
             <w:tcW w:type="dxa" w:w="2416"/>
@@ -8312,6 +8696,9 @@
         </w:tc>
       </w:tr>
       <w:tr>
+        <w:trPr>
+          <w:cantSplit/>
+        </w:trPr>
         <w:tc>
           <w:tcPr>
             <w:tcW w:type="dxa" w:w="2416"/>
@@ -8454,6 +8841,9 @@
         </w:tc>
       </w:tr>
       <w:tr>
+        <w:trPr>
+          <w:cantSplit/>
+        </w:trPr>
         <w:tc>
           <w:tcPr>
             <w:tcW w:type="dxa" w:w="2416"/>
@@ -8596,6 +8986,9 @@
         </w:tc>
       </w:tr>
       <w:tr>
+        <w:trPr>
+          <w:cantSplit/>
+        </w:trPr>
         <w:tc>
           <w:tcPr>
             <w:tcW w:type="dxa" w:w="2416"/>
@@ -8738,6 +9131,9 @@
         </w:tc>
       </w:tr>
       <w:tr>
+        <w:trPr>
+          <w:cantSplit/>
+        </w:trPr>
         <w:tc>
           <w:tcPr>
             <w:tcW w:type="dxa" w:w="2416"/>
@@ -8882,8 +9278,14 @@
     </w:tbl>
     <w:p>
       <w:pPr>
-        <w:spacing w:after="20"/>
+        <w:spacing w:before="0" w:after="0" w:line="20" w:lineRule="exact"/>
       </w:pPr>
+      <w:r>
+        <w:rPr>
+          <w:sz w:val="2"/>
+        </w:rPr>
+        <w:t xml:space="preserve"> </w:t>
+      </w:r>
     </w:p>
     <w:p>
       <w:pPr>
@@ -8915,6 +9317,7 @@
       <w:tr>
         <w:trPr>
           <w:tblHeader w:val="true"/>
+          <w:cantSplit/>
         </w:trPr>
         <w:tc>
           <w:tcPr>
@@ -8938,6 +9341,7 @@
           </w:tcPr>
           <w:p>
             <w:pPr>
+              <w:keepNext/>
               <w:jc w:val="left"/>
             </w:pPr>
             <w:r>
@@ -8973,6 +9377,7 @@
           </w:tcPr>
           <w:p>
             <w:pPr>
+              <w:keepNext/>
               <w:jc w:val="left"/>
             </w:pPr>
             <w:r>
@@ -9008,6 +9413,7 @@
           </w:tcPr>
           <w:p>
             <w:pPr>
+              <w:keepNext/>
               <w:jc w:val="left"/>
             </w:pPr>
             <w:r>
@@ -9043,6 +9449,7 @@
           </w:tcPr>
           <w:p>
             <w:pPr>
+              <w:keepNext/>
               <w:jc w:val="left"/>
             </w:pPr>
             <w:r>
@@ -9078,6 +9485,7 @@
           </w:tcPr>
           <w:p>
             <w:pPr>
+              <w:keepNext/>
               <w:jc w:val="left"/>
             </w:pPr>
             <w:r>
@@ -9093,6 +9501,9 @@
         </w:tc>
       </w:tr>
       <w:tr>
+        <w:trPr>
+          <w:cantSplit/>
+        </w:trPr>
         <w:tc>
           <w:tcPr>
             <w:tcW w:type="dxa" w:w="1933"/>
@@ -9270,6 +9681,9 @@
         </w:tc>
       </w:tr>
       <w:tr>
+        <w:trPr>
+          <w:cantSplit/>
+        </w:trPr>
         <w:tc>
           <w:tcPr>
             <w:tcW w:type="dxa" w:w="1933"/>
@@ -9447,6 +9861,9 @@
         </w:tc>
       </w:tr>
       <w:tr>
+        <w:trPr>
+          <w:cantSplit/>
+        </w:trPr>
         <w:tc>
           <w:tcPr>
             <w:tcW w:type="dxa" w:w="1933"/>
@@ -9624,6 +10041,9 @@
         </w:tc>
       </w:tr>
       <w:tr>
+        <w:trPr>
+          <w:cantSplit/>
+        </w:trPr>
         <w:tc>
           <w:tcPr>
             <w:tcW w:type="dxa" w:w="1933"/>
@@ -9801,6 +10221,9 @@
         </w:tc>
       </w:tr>
       <w:tr>
+        <w:trPr>
+          <w:cantSplit/>
+        </w:trPr>
         <w:tc>
           <w:tcPr>
             <w:tcW w:type="dxa" w:w="1933"/>
@@ -9980,8 +10403,14 @@
     </w:tbl>
     <w:p>
       <w:pPr>
-        <w:spacing w:after="20"/>
+        <w:spacing w:before="0" w:after="0" w:line="20" w:lineRule="exact"/>
       </w:pPr>
+      <w:r>
+        <w:rPr>
+          <w:sz w:val="2"/>
+        </w:rPr>
+        <w:t xml:space="preserve"> </w:t>
+      </w:r>
     </w:p>
     <w:p>
       <w:pPr>
@@ -10012,6 +10441,7 @@
       <w:tr>
         <w:trPr>
           <w:tblHeader w:val="true"/>
+          <w:cantSplit/>
         </w:trPr>
         <w:tc>
           <w:tcPr>
@@ -10035,6 +10465,7 @@
           </w:tcPr>
           <w:p>
             <w:pPr>
+              <w:keepNext/>
               <w:jc w:val="left"/>
             </w:pPr>
             <w:r>
@@ -10070,6 +10501,7 @@
           </w:tcPr>
           <w:p>
             <w:pPr>
+              <w:keepNext/>
               <w:jc w:val="left"/>
             </w:pPr>
             <w:r>
@@ -10105,6 +10537,7 @@
           </w:tcPr>
           <w:p>
             <w:pPr>
+              <w:keepNext/>
               <w:jc w:val="left"/>
             </w:pPr>
             <w:r>
@@ -10140,6 +10573,7 @@
           </w:tcPr>
           <w:p>
             <w:pPr>
+              <w:keepNext/>
               <w:jc w:val="left"/>
             </w:pPr>
             <w:r>
@@ -10155,6 +10589,9 @@
         </w:tc>
       </w:tr>
       <w:tr>
+        <w:trPr>
+          <w:cantSplit/>
+        </w:trPr>
         <w:tc>
           <w:tcPr>
             <w:tcW w:type="dxa" w:w="2416"/>
@@ -10297,6 +10734,9 @@
         </w:tc>
       </w:tr>
       <w:tr>
+        <w:trPr>
+          <w:cantSplit/>
+        </w:trPr>
         <w:tc>
           <w:tcPr>
             <w:tcW w:type="dxa" w:w="2416"/>
@@ -10439,6 +10879,9 @@
         </w:tc>
       </w:tr>
       <w:tr>
+        <w:trPr>
+          <w:cantSplit/>
+        </w:trPr>
         <w:tc>
           <w:tcPr>
             <w:tcW w:type="dxa" w:w="2416"/>
@@ -10581,6 +11024,9 @@
         </w:tc>
       </w:tr>
       <w:tr>
+        <w:trPr>
+          <w:cantSplit/>
+        </w:trPr>
         <w:tc>
           <w:tcPr>
             <w:tcW w:type="dxa" w:w="2416"/>
@@ -10723,6 +11169,9 @@
         </w:tc>
       </w:tr>
       <w:tr>
+        <w:trPr>
+          <w:cantSplit/>
+        </w:trPr>
         <w:tc>
           <w:tcPr>
             <w:tcW w:type="dxa" w:w="2416"/>
@@ -10867,8 +11316,14 @@
     </w:tbl>
     <w:p>
       <w:pPr>
-        <w:spacing w:after="20"/>
+        <w:spacing w:before="0" w:after="0" w:line="20" w:lineRule="exact"/>
       </w:pPr>
+      <w:r>
+        <w:rPr>
+          <w:sz w:val="2"/>
+        </w:rPr>
+        <w:t xml:space="preserve"> </w:t>
+      </w:r>
     </w:p>
     <w:p>
       <w:pPr>
@@ -11085,6 +11540,1064 @@
         <w:t>ShopAIKey Usage History (shopaikey.com/en/account/usage) – snapshot 08–09/08/2026</w:t>
       </w:r>
     </w:p>
+    <w:p>
+      <w:pPr>
+        <w:pStyle w:val="Heading1"/>
+        <w:keepNext/>
+      </w:pPr>
+      <w:r>
+        <w:rPr>
+          <w:color w:val="0F172A"/>
+        </w:rPr>
+        <w:t>14. Face gate: chi phí, khả dụng và giới hạn</w:t>
+      </w:r>
+    </w:p>
+    <w:tbl>
+      <w:tblPr>
+        <w:tblStyle w:val="TableGrid"/>
+        <w:tblW w:type="auto" w:w="0"/>
+        <w:jc w:val="center"/>
+        <w:tblLayout w:type="autofit"/>
+        <w:tblLook w:firstColumn="1" w:firstRow="1" w:lastColumn="0" w:lastRow="0" w:noHBand="0" w:noVBand="1" w:val="04A0"/>
+      </w:tblPr>
+      <w:tblGrid>
+        <w:gridCol w:w="2416"/>
+        <w:gridCol w:w="2416"/>
+        <w:gridCol w:w="2416"/>
+        <w:gridCol w:w="2416"/>
+      </w:tblGrid>
+      <w:tr>
+        <w:trPr>
+          <w:tblHeader w:val="true"/>
+          <w:cantSplit/>
+        </w:trPr>
+        <w:tc>
+          <w:tcPr>
+            <w:tcW w:type="dxa" w:w="2416"/>
+            <w:shd w:fill="4338CA"/>
+            <w:tcBorders>
+              <w:top w:val="single" w:sz="6" w:color="4338CA"/>
+              <w:left w:val="single" w:sz="6" w:color="4338CA"/>
+              <w:bottom w:val="single" w:sz="6" w:color="4338CA"/>
+              <w:right w:val="single" w:sz="6" w:color="4338CA"/>
+              <w:insideH w:val="single" w:sz="6" w:color="4338CA"/>
+              <w:insideV w:val="single" w:sz="6" w:color="4338CA"/>
+            </w:tcBorders>
+            <w:tcMar>
+              <w:top w:w="80" w:type="dxa"/>
+              <w:start w:w="85" w:type="dxa"/>
+              <w:bottom w:w="80" w:type="dxa"/>
+              <w:end w:w="85" w:type="dxa"/>
+            </w:tcMar>
+            <w:vAlign w:val="center"/>
+          </w:tcPr>
+          <w:p>
+            <w:pPr>
+              <w:keepNext/>
+              <w:jc w:val="left"/>
+            </w:pPr>
+            <w:r>
+              <w:rPr>
+                <w:rFonts w:ascii="Aptos" w:hAnsi="Aptos" w:eastAsia="Arial"/>
+                <w:b/>
+                <w:color w:val="FFFFFF"/>
+                <w:sz w:val="17"/>
+              </w:rPr>
+              <w:t>Chỉ số/điều kiện</w:t>
+            </w:r>
+          </w:p>
+        </w:tc>
+        <w:tc>
+          <w:tcPr>
+            <w:tcW w:type="dxa" w:w="2416"/>
+            <w:shd w:fill="4338CA"/>
+            <w:tcBorders>
+              <w:top w:val="single" w:sz="6" w:color="4338CA"/>
+              <w:left w:val="single" w:sz="6" w:color="4338CA"/>
+              <w:bottom w:val="single" w:sz="6" w:color="4338CA"/>
+              <w:right w:val="single" w:sz="6" w:color="4338CA"/>
+              <w:insideH w:val="single" w:sz="6" w:color="4338CA"/>
+              <w:insideV w:val="single" w:sz="6" w:color="4338CA"/>
+            </w:tcBorders>
+            <w:tcMar>
+              <w:top w:w="80" w:type="dxa"/>
+              <w:start w:w="85" w:type="dxa"/>
+              <w:bottom w:w="80" w:type="dxa"/>
+              <w:end w:w="85" w:type="dxa"/>
+            </w:tcMar>
+            <w:vAlign w:val="center"/>
+          </w:tcPr>
+          <w:p>
+            <w:pPr>
+              <w:keepNext/>
+              <w:jc w:val="left"/>
+            </w:pPr>
+            <w:r>
+              <w:rPr>
+                <w:rFonts w:ascii="Aptos" w:hAnsi="Aptos" w:eastAsia="Arial"/>
+                <w:b/>
+                <w:color w:val="FFFFFF"/>
+                <w:sz w:val="17"/>
+              </w:rPr>
+              <w:t>Baseline hiện tại</w:t>
+            </w:r>
+          </w:p>
+        </w:tc>
+        <w:tc>
+          <w:tcPr>
+            <w:tcW w:type="dxa" w:w="2416"/>
+            <w:shd w:fill="4338CA"/>
+            <w:tcBorders>
+              <w:top w:val="single" w:sz="6" w:color="4338CA"/>
+              <w:left w:val="single" w:sz="6" w:color="4338CA"/>
+              <w:bottom w:val="single" w:sz="6" w:color="4338CA"/>
+              <w:right w:val="single" w:sz="6" w:color="4338CA"/>
+              <w:insideH w:val="single" w:sz="6" w:color="4338CA"/>
+              <w:insideV w:val="single" w:sz="6" w:color="4338CA"/>
+            </w:tcBorders>
+            <w:tcMar>
+              <w:top w:w="80" w:type="dxa"/>
+              <w:start w:w="85" w:type="dxa"/>
+              <w:bottom w:w="80" w:type="dxa"/>
+              <w:end w:w="85" w:type="dxa"/>
+            </w:tcMar>
+            <w:vAlign w:val="center"/>
+          </w:tcPr>
+          <w:p>
+            <w:pPr>
+              <w:keepNext/>
+              <w:jc w:val="left"/>
+            </w:pPr>
+            <w:r>
+              <w:rPr>
+                <w:rFonts w:ascii="Aptos" w:hAnsi="Aptos" w:eastAsia="Arial"/>
+                <w:b/>
+                <w:color w:val="FFFFFF"/>
+                <w:sz w:val="17"/>
+              </w:rPr>
+              <w:t>Chi phí</w:t>
+            </w:r>
+          </w:p>
+        </w:tc>
+        <w:tc>
+          <w:tcPr>
+            <w:tcW w:type="dxa" w:w="2416"/>
+            <w:shd w:fill="4338CA"/>
+            <w:tcBorders>
+              <w:top w:val="single" w:sz="6" w:color="4338CA"/>
+              <w:left w:val="single" w:sz="6" w:color="4338CA"/>
+              <w:bottom w:val="single" w:sz="6" w:color="4338CA"/>
+              <w:right w:val="single" w:sz="6" w:color="4338CA"/>
+              <w:insideH w:val="single" w:sz="6" w:color="4338CA"/>
+              <w:insideV w:val="single" w:sz="6" w:color="4338CA"/>
+            </w:tcBorders>
+            <w:tcMar>
+              <w:top w:w="80" w:type="dxa"/>
+              <w:start w:w="85" w:type="dxa"/>
+              <w:bottom w:w="80" w:type="dxa"/>
+              <w:end w:w="85" w:type="dxa"/>
+            </w:tcMar>
+            <w:vAlign w:val="center"/>
+          </w:tcPr>
+          <w:p>
+            <w:pPr>
+              <w:keepNext/>
+              <w:jc w:val="left"/>
+            </w:pPr>
+            <w:r>
+              <w:rPr>
+                <w:rFonts w:ascii="Aptos" w:hAnsi="Aptos" w:eastAsia="Arial"/>
+                <w:b/>
+                <w:color w:val="FFFFFF"/>
+                <w:sz w:val="17"/>
+              </w:rPr>
+              <w:t>SLA/giới hạn</w:t>
+            </w:r>
+          </w:p>
+        </w:tc>
+      </w:tr>
+      <w:tr>
+        <w:trPr>
+          <w:cantSplit/>
+        </w:trPr>
+        <w:tc>
+          <w:tcPr>
+            <w:tcW w:type="dxa" w:w="2416"/>
+            <w:shd w:fill="FFFFFF"/>
+            <w:tcBorders>
+              <w:top w:val="single" w:sz="6" w:color="CBD5E1"/>
+              <w:left w:val="single" w:sz="6" w:color="CBD5E1"/>
+              <w:bottom w:val="single" w:sz="6" w:color="CBD5E1"/>
+              <w:right w:val="single" w:sz="6" w:color="CBD5E1"/>
+              <w:insideH w:val="single" w:sz="6" w:color="CBD5E1"/>
+              <w:insideV w:val="single" w:sz="6" w:color="CBD5E1"/>
+            </w:tcBorders>
+            <w:tcMar>
+              <w:top w:w="70" w:type="dxa"/>
+              <w:start w:w="80" w:type="dxa"/>
+              <w:bottom w:w="70" w:type="dxa"/>
+              <w:end w:w="80" w:type="dxa"/>
+            </w:tcMar>
+            <w:vAlign w:val="top"/>
+          </w:tcPr>
+          <w:p>
+            <w:pPr>
+              <w:spacing w:after="0"/>
+            </w:pPr>
+            <w:r>
+              <w:rPr>
+                <w:rFonts w:ascii="Aptos" w:hAnsi="Aptos" w:eastAsia="Arial"/>
+                <w:b w:val="0"/>
+                <w:color w:val="0F172A"/>
+                <w:sz w:val="16"/>
+              </w:rPr>
+              <w:t>Execution</w:t>
+            </w:r>
+          </w:p>
+        </w:tc>
+        <w:tc>
+          <w:tcPr>
+            <w:tcW w:type="dxa" w:w="2416"/>
+            <w:shd w:fill="FFFFFF"/>
+            <w:tcBorders>
+              <w:top w:val="single" w:sz="6" w:color="CBD5E1"/>
+              <w:left w:val="single" w:sz="6" w:color="CBD5E1"/>
+              <w:bottom w:val="single" w:sz="6" w:color="CBD5E1"/>
+              <w:right w:val="single" w:sz="6" w:color="CBD5E1"/>
+              <w:insideH w:val="single" w:sz="6" w:color="CBD5E1"/>
+              <w:insideV w:val="single" w:sz="6" w:color="CBD5E1"/>
+            </w:tcBorders>
+            <w:tcMar>
+              <w:top w:w="70" w:type="dxa"/>
+              <w:start w:w="80" w:type="dxa"/>
+              <w:bottom w:w="70" w:type="dxa"/>
+              <w:end w:w="80" w:type="dxa"/>
+            </w:tcMar>
+            <w:vAlign w:val="top"/>
+          </w:tcPr>
+          <w:p>
+            <w:pPr>
+              <w:spacing w:after="0"/>
+            </w:pPr>
+            <w:r>
+              <w:rPr>
+                <w:rFonts w:ascii="Aptos" w:hAnsi="Aptos" w:eastAsia="Arial"/>
+                <w:b w:val="0"/>
+                <w:color w:val="0F172A"/>
+                <w:sz w:val="16"/>
+              </w:rPr>
+              <w:t>CPU/WASM trong browser; không server GPU</w:t>
+            </w:r>
+          </w:p>
+        </w:tc>
+        <w:tc>
+          <w:tcPr>
+            <w:tcW w:type="dxa" w:w="2416"/>
+            <w:shd w:fill="FFFFFF"/>
+            <w:tcBorders>
+              <w:top w:val="single" w:sz="6" w:color="CBD5E1"/>
+              <w:left w:val="single" w:sz="6" w:color="CBD5E1"/>
+              <w:bottom w:val="single" w:sz="6" w:color="CBD5E1"/>
+              <w:right w:val="single" w:sz="6" w:color="CBD5E1"/>
+              <w:insideH w:val="single" w:sz="6" w:color="CBD5E1"/>
+              <w:insideV w:val="single" w:sz="6" w:color="CBD5E1"/>
+            </w:tcBorders>
+            <w:tcMar>
+              <w:top w:w="70" w:type="dxa"/>
+              <w:start w:w="80" w:type="dxa"/>
+              <w:bottom w:w="70" w:type="dxa"/>
+              <w:end w:w="80" w:type="dxa"/>
+            </w:tcMar>
+            <w:vAlign w:val="top"/>
+          </w:tcPr>
+          <w:p>
+            <w:pPr>
+              <w:spacing w:after="0"/>
+            </w:pPr>
+            <w:r>
+              <w:rPr>
+                <w:rFonts w:ascii="Aptos" w:hAnsi="Aptos" w:eastAsia="Arial"/>
+                <w:b w:val="0"/>
+                <w:color w:val="0F172A"/>
+                <w:sz w:val="16"/>
+              </w:rPr>
+              <w:t>$0 cho vision gate</w:t>
+            </w:r>
+          </w:p>
+        </w:tc>
+        <w:tc>
+          <w:tcPr>
+            <w:tcW w:type="dxa" w:w="2416"/>
+            <w:shd w:fill="FFFFFF"/>
+            <w:tcBorders>
+              <w:top w:val="single" w:sz="6" w:color="CBD5E1"/>
+              <w:left w:val="single" w:sz="6" w:color="CBD5E1"/>
+              <w:bottom w:val="single" w:sz="6" w:color="CBD5E1"/>
+              <w:right w:val="single" w:sz="6" w:color="CBD5E1"/>
+              <w:insideH w:val="single" w:sz="6" w:color="CBD5E1"/>
+              <w:insideV w:val="single" w:sz="6" w:color="CBD5E1"/>
+            </w:tcBorders>
+            <w:tcMar>
+              <w:top w:w="70" w:type="dxa"/>
+              <w:start w:w="80" w:type="dxa"/>
+              <w:bottom w:w="70" w:type="dxa"/>
+              <w:end w:w="80" w:type="dxa"/>
+            </w:tcMar>
+            <w:vAlign w:val="top"/>
+          </w:tcPr>
+          <w:p>
+            <w:pPr>
+              <w:spacing w:after="0"/>
+            </w:pPr>
+            <w:r>
+              <w:rPr>
+                <w:rFonts w:ascii="Aptos" w:hAnsi="Aptos" w:eastAsia="Arial"/>
+                <w:b w:val="0"/>
+                <w:color w:val="0F172A"/>
+                <w:sz w:val="16"/>
+              </w:rPr>
+              <w:t>Phụ thuộc năng lực thiết bị/browser</w:t>
+            </w:r>
+          </w:p>
+        </w:tc>
+      </w:tr>
+      <w:tr>
+        <w:trPr>
+          <w:cantSplit/>
+        </w:trPr>
+        <w:tc>
+          <w:tcPr>
+            <w:tcW w:type="dxa" w:w="2416"/>
+            <w:shd w:fill="F8FAFC"/>
+            <w:tcBorders>
+              <w:top w:val="single" w:sz="6" w:color="CBD5E1"/>
+              <w:left w:val="single" w:sz="6" w:color="CBD5E1"/>
+              <w:bottom w:val="single" w:sz="6" w:color="CBD5E1"/>
+              <w:right w:val="single" w:sz="6" w:color="CBD5E1"/>
+              <w:insideH w:val="single" w:sz="6" w:color="CBD5E1"/>
+              <w:insideV w:val="single" w:sz="6" w:color="CBD5E1"/>
+            </w:tcBorders>
+            <w:tcMar>
+              <w:top w:w="70" w:type="dxa"/>
+              <w:start w:w="80" w:type="dxa"/>
+              <w:bottom w:w="70" w:type="dxa"/>
+              <w:end w:w="80" w:type="dxa"/>
+            </w:tcMar>
+            <w:vAlign w:val="top"/>
+          </w:tcPr>
+          <w:p>
+            <w:pPr>
+              <w:spacing w:after="0"/>
+            </w:pPr>
+            <w:r>
+              <w:rPr>
+                <w:rFonts w:ascii="Aptos" w:hAnsi="Aptos" w:eastAsia="Arial"/>
+                <w:b w:val="0"/>
+                <w:color w:val="0F172A"/>
+                <w:sz w:val="16"/>
+              </w:rPr>
+              <w:t>Model/runtime</w:t>
+            </w:r>
+          </w:p>
+        </w:tc>
+        <w:tc>
+          <w:tcPr>
+            <w:tcW w:type="dxa" w:w="2416"/>
+            <w:shd w:fill="F8FAFC"/>
+            <w:tcBorders>
+              <w:top w:val="single" w:sz="6" w:color="CBD5E1"/>
+              <w:left w:val="single" w:sz="6" w:color="CBD5E1"/>
+              <w:bottom w:val="single" w:sz="6" w:color="CBD5E1"/>
+              <w:right w:val="single" w:sz="6" w:color="CBD5E1"/>
+              <w:insideH w:val="single" w:sz="6" w:color="CBD5E1"/>
+              <w:insideV w:val="single" w:sz="6" w:color="CBD5E1"/>
+            </w:tcBorders>
+            <w:tcMar>
+              <w:top w:w="70" w:type="dxa"/>
+              <w:start w:w="80" w:type="dxa"/>
+              <w:bottom w:w="70" w:type="dxa"/>
+              <w:end w:w="80" w:type="dxa"/>
+            </w:tcMar>
+            <w:vAlign w:val="top"/>
+          </w:tcPr>
+          <w:p>
+            <w:pPr>
+              <w:spacing w:after="0"/>
+            </w:pPr>
+            <w:r>
+              <w:rPr>
+                <w:rFonts w:ascii="Aptos" w:hAnsi="Aptos" w:eastAsia="Arial"/>
+                <w:b w:val="0"/>
+                <w:color w:val="0F172A"/>
+                <w:sz w:val="16"/>
+              </w:rPr>
+              <w:t>TFLite local khoảng 230 KB; WASM CDN khoảng 11.8 MB lần đầu</w:t>
+            </w:r>
+          </w:p>
+        </w:tc>
+        <w:tc>
+          <w:tcPr>
+            <w:tcW w:type="dxa" w:w="2416"/>
+            <w:shd w:fill="F8FAFC"/>
+            <w:tcBorders>
+              <w:top w:val="single" w:sz="6" w:color="CBD5E1"/>
+              <w:left w:val="single" w:sz="6" w:color="CBD5E1"/>
+              <w:bottom w:val="single" w:sz="6" w:color="CBD5E1"/>
+              <w:right w:val="single" w:sz="6" w:color="CBD5E1"/>
+              <w:insideH w:val="single" w:sz="6" w:color="CBD5E1"/>
+              <w:insideV w:val="single" w:sz="6" w:color="CBD5E1"/>
+            </w:tcBorders>
+            <w:tcMar>
+              <w:top w:w="70" w:type="dxa"/>
+              <w:start w:w="80" w:type="dxa"/>
+              <w:bottom w:w="70" w:type="dxa"/>
+              <w:end w:w="80" w:type="dxa"/>
+            </w:tcMar>
+            <w:vAlign w:val="top"/>
+          </w:tcPr>
+          <w:p>
+            <w:pPr>
+              <w:spacing w:after="0"/>
+            </w:pPr>
+            <w:r>
+              <w:rPr>
+                <w:rFonts w:ascii="Aptos" w:hAnsi="Aptos" w:eastAsia="Arial"/>
+                <w:b w:val="0"/>
+                <w:color w:val="0F172A"/>
+                <w:sz w:val="16"/>
+              </w:rPr>
+              <w:t>$0 API</w:t>
+            </w:r>
+          </w:p>
+        </w:tc>
+        <w:tc>
+          <w:tcPr>
+            <w:tcW w:type="dxa" w:w="2416"/>
+            <w:shd w:fill="F8FAFC"/>
+            <w:tcBorders>
+              <w:top w:val="single" w:sz="6" w:color="CBD5E1"/>
+              <w:left w:val="single" w:sz="6" w:color="CBD5E1"/>
+              <w:bottom w:val="single" w:sz="6" w:color="CBD5E1"/>
+              <w:right w:val="single" w:sz="6" w:color="CBD5E1"/>
+              <w:insideH w:val="single" w:sz="6" w:color="CBD5E1"/>
+              <w:insideV w:val="single" w:sz="6" w:color="CBD5E1"/>
+            </w:tcBorders>
+            <w:tcMar>
+              <w:top w:w="70" w:type="dxa"/>
+              <w:start w:w="80" w:type="dxa"/>
+              <w:bottom w:w="70" w:type="dxa"/>
+              <w:end w:w="80" w:type="dxa"/>
+            </w:tcMar>
+            <w:vAlign w:val="top"/>
+          </w:tcPr>
+          <w:p>
+            <w:pPr>
+              <w:spacing w:after="0"/>
+            </w:pPr>
+            <w:r>
+              <w:rPr>
+                <w:rFonts w:ascii="Aptos" w:hAnsi="Aptos" w:eastAsia="Arial"/>
+                <w:b w:val="0"/>
+                <w:color w:val="0F172A"/>
+                <w:sz w:val="16"/>
+              </w:rPr>
+              <w:t>Cache trình duyệt; CDN/network có thể lỗi</w:t>
+            </w:r>
+          </w:p>
+        </w:tc>
+      </w:tr>
+      <w:tr>
+        <w:trPr>
+          <w:cantSplit/>
+        </w:trPr>
+        <w:tc>
+          <w:tcPr>
+            <w:tcW w:type="dxa" w:w="2416"/>
+            <w:shd w:fill="FFFFFF"/>
+            <w:tcBorders>
+              <w:top w:val="single" w:sz="6" w:color="CBD5E1"/>
+              <w:left w:val="single" w:sz="6" w:color="CBD5E1"/>
+              <w:bottom w:val="single" w:sz="6" w:color="CBD5E1"/>
+              <w:right w:val="single" w:sz="6" w:color="CBD5E1"/>
+              <w:insideH w:val="single" w:sz="6" w:color="CBD5E1"/>
+              <w:insideV w:val="single" w:sz="6" w:color="CBD5E1"/>
+            </w:tcBorders>
+            <w:tcMar>
+              <w:top w:w="70" w:type="dxa"/>
+              <w:start w:w="80" w:type="dxa"/>
+              <w:bottom w:w="70" w:type="dxa"/>
+              <w:end w:w="80" w:type="dxa"/>
+            </w:tcMar>
+            <w:vAlign w:val="top"/>
+          </w:tcPr>
+          <w:p>
+            <w:pPr>
+              <w:spacing w:after="0"/>
+            </w:pPr>
+            <w:r>
+              <w:rPr>
+                <w:rFonts w:ascii="Aptos" w:hAnsi="Aptos" w:eastAsia="Arial"/>
+                <w:b w:val="0"/>
+                <w:color w:val="0F172A"/>
+                <w:sz w:val="16"/>
+              </w:rPr>
+              <w:t>Timeout</w:t>
+            </w:r>
+          </w:p>
+        </w:tc>
+        <w:tc>
+          <w:tcPr>
+            <w:tcW w:type="dxa" w:w="2416"/>
+            <w:shd w:fill="FFFFFF"/>
+            <w:tcBorders>
+              <w:top w:val="single" w:sz="6" w:color="CBD5E1"/>
+              <w:left w:val="single" w:sz="6" w:color="CBD5E1"/>
+              <w:bottom w:val="single" w:sz="6" w:color="CBD5E1"/>
+              <w:right w:val="single" w:sz="6" w:color="CBD5E1"/>
+              <w:insideH w:val="single" w:sz="6" w:color="CBD5E1"/>
+              <w:insideV w:val="single" w:sz="6" w:color="CBD5E1"/>
+            </w:tcBorders>
+            <w:tcMar>
+              <w:top w:w="70" w:type="dxa"/>
+              <w:start w:w="80" w:type="dxa"/>
+              <w:bottom w:w="70" w:type="dxa"/>
+              <w:end w:w="80" w:type="dxa"/>
+            </w:tcMar>
+            <w:vAlign w:val="top"/>
+          </w:tcPr>
+          <w:p>
+            <w:pPr>
+              <w:spacing w:after="0"/>
+            </w:pPr>
+            <w:r>
+              <w:rPr>
+                <w:rFonts w:ascii="Aptos" w:hAnsi="Aptos" w:eastAsia="Arial"/>
+                <w:b w:val="0"/>
+                <w:color w:val="0F172A"/>
+                <w:sz w:val="16"/>
+              </w:rPr>
+              <w:t>45 giây mỗi request detector</w:t>
+            </w:r>
+          </w:p>
+        </w:tc>
+        <w:tc>
+          <w:tcPr>
+            <w:tcW w:type="dxa" w:w="2416"/>
+            <w:shd w:fill="FFFFFF"/>
+            <w:tcBorders>
+              <w:top w:val="single" w:sz="6" w:color="CBD5E1"/>
+              <w:left w:val="single" w:sz="6" w:color="CBD5E1"/>
+              <w:bottom w:val="single" w:sz="6" w:color="CBD5E1"/>
+              <w:right w:val="single" w:sz="6" w:color="CBD5E1"/>
+              <w:insideH w:val="single" w:sz="6" w:color="CBD5E1"/>
+              <w:insideV w:val="single" w:sz="6" w:color="CBD5E1"/>
+            </w:tcBorders>
+            <w:tcMar>
+              <w:top w:w="70" w:type="dxa"/>
+              <w:start w:w="80" w:type="dxa"/>
+              <w:bottom w:w="70" w:type="dxa"/>
+              <w:end w:w="80" w:type="dxa"/>
+            </w:tcMar>
+            <w:vAlign w:val="top"/>
+          </w:tcPr>
+          <w:p>
+            <w:pPr>
+              <w:spacing w:after="0"/>
+            </w:pPr>
+            <w:r>
+              <w:rPr>
+                <w:rFonts w:ascii="Aptos" w:hAnsi="Aptos" w:eastAsia="Arial"/>
+                <w:b w:val="0"/>
+                <w:color w:val="0F172A"/>
+                <w:sz w:val="16"/>
+              </w:rPr>
+              <w:t>$0 khi reject</w:t>
+            </w:r>
+          </w:p>
+        </w:tc>
+        <w:tc>
+          <w:tcPr>
+            <w:tcW w:type="dxa" w:w="2416"/>
+            <w:shd w:fill="FFFFFF"/>
+            <w:tcBorders>
+              <w:top w:val="single" w:sz="6" w:color="CBD5E1"/>
+              <w:left w:val="single" w:sz="6" w:color="CBD5E1"/>
+              <w:bottom w:val="single" w:sz="6" w:color="CBD5E1"/>
+              <w:right w:val="single" w:sz="6" w:color="CBD5E1"/>
+              <w:insideH w:val="single" w:sz="6" w:color="CBD5E1"/>
+              <w:insideV w:val="single" w:sz="6" w:color="CBD5E1"/>
+            </w:tcBorders>
+            <w:tcMar>
+              <w:top w:w="70" w:type="dxa"/>
+              <w:start w:w="80" w:type="dxa"/>
+              <w:bottom w:w="70" w:type="dxa"/>
+              <w:end w:w="80" w:type="dxa"/>
+            </w:tcMar>
+            <w:vAlign w:val="top"/>
+          </w:tcPr>
+          <w:p>
+            <w:pPr>
+              <w:spacing w:after="0"/>
+            </w:pPr>
+            <w:r>
+              <w:rPr>
+                <w:rFonts w:ascii="Aptos" w:hAnsi="Aptos" w:eastAsia="Arial"/>
+                <w:b w:val="0"/>
+                <w:color w:val="0F172A"/>
+                <w:sz w:val="16"/>
+              </w:rPr>
+              <w:t>Timeout fail closed; không tạo paid generation job</w:t>
+            </w:r>
+          </w:p>
+        </w:tc>
+      </w:tr>
+      <w:tr>
+        <w:trPr>
+          <w:cantSplit/>
+        </w:trPr>
+        <w:tc>
+          <w:tcPr>
+            <w:tcW w:type="dxa" w:w="2416"/>
+            <w:shd w:fill="F8FAFC"/>
+            <w:tcBorders>
+              <w:top w:val="single" w:sz="6" w:color="CBD5E1"/>
+              <w:left w:val="single" w:sz="6" w:color="CBD5E1"/>
+              <w:bottom w:val="single" w:sz="6" w:color="CBD5E1"/>
+              <w:right w:val="single" w:sz="6" w:color="CBD5E1"/>
+              <w:insideH w:val="single" w:sz="6" w:color="CBD5E1"/>
+              <w:insideV w:val="single" w:sz="6" w:color="CBD5E1"/>
+            </w:tcBorders>
+            <w:tcMar>
+              <w:top w:w="70" w:type="dxa"/>
+              <w:start w:w="80" w:type="dxa"/>
+              <w:bottom w:w="70" w:type="dxa"/>
+              <w:end w:w="80" w:type="dxa"/>
+            </w:tcMar>
+            <w:vAlign w:val="top"/>
+          </w:tcPr>
+          <w:p>
+            <w:pPr>
+              <w:spacing w:after="0"/>
+            </w:pPr>
+            <w:r>
+              <w:rPr>
+                <w:rFonts w:ascii="Aptos" w:hAnsi="Aptos" w:eastAsia="Arial"/>
+                <w:b w:val="0"/>
+                <w:color w:val="0F172A"/>
+                <w:sz w:val="16"/>
+              </w:rPr>
+              <w:t>Input contract</w:t>
+            </w:r>
+          </w:p>
+        </w:tc>
+        <w:tc>
+          <w:tcPr>
+            <w:tcW w:type="dxa" w:w="2416"/>
+            <w:shd w:fill="F8FAFC"/>
+            <w:tcBorders>
+              <w:top w:val="single" w:sz="6" w:color="CBD5E1"/>
+              <w:left w:val="single" w:sz="6" w:color="CBD5E1"/>
+              <w:bottom w:val="single" w:sz="6" w:color="CBD5E1"/>
+              <w:right w:val="single" w:sz="6" w:color="CBD5E1"/>
+              <w:insideH w:val="single" w:sz="6" w:color="CBD5E1"/>
+              <w:insideV w:val="single" w:sz="6" w:color="CBD5E1"/>
+            </w:tcBorders>
+            <w:tcMar>
+              <w:top w:w="70" w:type="dxa"/>
+              <w:start w:w="80" w:type="dxa"/>
+              <w:bottom w:w="70" w:type="dxa"/>
+              <w:end w:w="80" w:type="dxa"/>
+            </w:tcMar>
+            <w:vAlign w:val="top"/>
+          </w:tcPr>
+          <w:p>
+            <w:pPr>
+              <w:spacing w:after="0"/>
+            </w:pPr>
+            <w:r>
+              <w:rPr>
+                <w:rFonts w:ascii="Aptos" w:hAnsi="Aptos" w:eastAsia="Arial"/>
+                <w:b w:val="0"/>
+                <w:color w:val="0F172A"/>
+                <w:sz w:val="16"/>
+              </w:rPr>
+              <w:t>Đúng một khuôn mặt được detector nhận diện</w:t>
+            </w:r>
+          </w:p>
+        </w:tc>
+        <w:tc>
+          <w:tcPr>
+            <w:tcW w:type="dxa" w:w="2416"/>
+            <w:shd w:fill="F8FAFC"/>
+            <w:tcBorders>
+              <w:top w:val="single" w:sz="6" w:color="CBD5E1"/>
+              <w:left w:val="single" w:sz="6" w:color="CBD5E1"/>
+              <w:bottom w:val="single" w:sz="6" w:color="CBD5E1"/>
+              <w:right w:val="single" w:sz="6" w:color="CBD5E1"/>
+              <w:insideH w:val="single" w:sz="6" w:color="CBD5E1"/>
+              <w:insideV w:val="single" w:sz="6" w:color="CBD5E1"/>
+            </w:tcBorders>
+            <w:tcMar>
+              <w:top w:w="70" w:type="dxa"/>
+              <w:start w:w="80" w:type="dxa"/>
+              <w:bottom w:w="70" w:type="dxa"/>
+              <w:end w:w="80" w:type="dxa"/>
+            </w:tcMar>
+            <w:vAlign w:val="top"/>
+          </w:tcPr>
+          <w:p>
+            <w:pPr>
+              <w:spacing w:after="0"/>
+            </w:pPr>
+            <w:r>
+              <w:rPr>
+                <w:rFonts w:ascii="Aptos" w:hAnsi="Aptos" w:eastAsia="Arial"/>
+                <w:b w:val="0"/>
+                <w:color w:val="0F172A"/>
+                <w:sz w:val="16"/>
+              </w:rPr>
+              <w:t>Tránh 4 image calls khi 0/&gt;1 bị chặn</w:t>
+            </w:r>
+          </w:p>
+        </w:tc>
+        <w:tc>
+          <w:tcPr>
+            <w:tcW w:type="dxa" w:w="2416"/>
+            <w:shd w:fill="F8FAFC"/>
+            <w:tcBorders>
+              <w:top w:val="single" w:sz="6" w:color="CBD5E1"/>
+              <w:left w:val="single" w:sz="6" w:color="CBD5E1"/>
+              <w:bottom w:val="single" w:sz="6" w:color="CBD5E1"/>
+              <w:right w:val="single" w:sz="6" w:color="CBD5E1"/>
+              <w:insideH w:val="single" w:sz="6" w:color="CBD5E1"/>
+              <w:insideV w:val="single" w:sz="6" w:color="CBD5E1"/>
+            </w:tcBorders>
+            <w:tcMar>
+              <w:top w:w="70" w:type="dxa"/>
+              <w:start w:w="80" w:type="dxa"/>
+              <w:bottom w:w="70" w:type="dxa"/>
+              <w:end w:w="80" w:type="dxa"/>
+            </w:tcMar>
+            <w:vAlign w:val="top"/>
+          </w:tcPr>
+          <w:p>
+            <w:pPr>
+              <w:spacing w:after="0"/>
+            </w:pPr>
+            <w:r>
+              <w:rPr>
+                <w:rFonts w:ascii="Aptos" w:hAnsi="Aptos" w:eastAsia="Arial"/>
+                <w:b w:val="0"/>
+                <w:color w:val="0F172A"/>
+                <w:sz w:val="16"/>
+              </w:rPr>
+              <w:t>Không cam kết identity, likeness, liveness hoặc full-person</w:t>
+            </w:r>
+          </w:p>
+        </w:tc>
+      </w:tr>
+      <w:tr>
+        <w:trPr>
+          <w:cantSplit/>
+        </w:trPr>
+        <w:tc>
+          <w:tcPr>
+            <w:tcW w:type="dxa" w:w="2416"/>
+            <w:shd w:fill="FFFFFF"/>
+            <w:tcBorders>
+              <w:top w:val="single" w:sz="6" w:color="CBD5E1"/>
+              <w:left w:val="single" w:sz="6" w:color="CBD5E1"/>
+              <w:bottom w:val="single" w:sz="6" w:color="CBD5E1"/>
+              <w:right w:val="single" w:sz="6" w:color="CBD5E1"/>
+              <w:insideH w:val="single" w:sz="6" w:color="CBD5E1"/>
+              <w:insideV w:val="single" w:sz="6" w:color="CBD5E1"/>
+            </w:tcBorders>
+            <w:tcMar>
+              <w:top w:w="70" w:type="dxa"/>
+              <w:start w:w="80" w:type="dxa"/>
+              <w:bottom w:w="70" w:type="dxa"/>
+              <w:end w:w="80" w:type="dxa"/>
+            </w:tcMar>
+            <w:vAlign w:val="top"/>
+          </w:tcPr>
+          <w:p>
+            <w:pPr>
+              <w:spacing w:after="0"/>
+            </w:pPr>
+            <w:r>
+              <w:rPr>
+                <w:rFonts w:ascii="Aptos" w:hAnsi="Aptos" w:eastAsia="Arial"/>
+                <w:b w:val="0"/>
+                <w:color w:val="0F172A"/>
+                <w:sz w:val="16"/>
+              </w:rPr>
+              <w:t>Telemetry</w:t>
+            </w:r>
+          </w:p>
+        </w:tc>
+        <w:tc>
+          <w:tcPr>
+            <w:tcW w:type="dxa" w:w="2416"/>
+            <w:shd w:fill="FFFFFF"/>
+            <w:tcBorders>
+              <w:top w:val="single" w:sz="6" w:color="CBD5E1"/>
+              <w:left w:val="single" w:sz="6" w:color="CBD5E1"/>
+              <w:bottom w:val="single" w:sz="6" w:color="CBD5E1"/>
+              <w:right w:val="single" w:sz="6" w:color="CBD5E1"/>
+              <w:insideH w:val="single" w:sz="6" w:color="CBD5E1"/>
+              <w:insideV w:val="single" w:sz="6" w:color="CBD5E1"/>
+            </w:tcBorders>
+            <w:tcMar>
+              <w:top w:w="70" w:type="dxa"/>
+              <w:start w:w="80" w:type="dxa"/>
+              <w:bottom w:w="70" w:type="dxa"/>
+              <w:end w:w="80" w:type="dxa"/>
+            </w:tcMar>
+            <w:vAlign w:val="top"/>
+          </w:tcPr>
+          <w:p>
+            <w:pPr>
+              <w:spacing w:after="0"/>
+            </w:pPr>
+            <w:r>
+              <w:rPr>
+                <w:rFonts w:ascii="Aptos" w:hAnsi="Aptos" w:eastAsia="Arial"/>
+                <w:b w:val="0"/>
+                <w:color w:val="0F172A"/>
+                <w:sz w:val="16"/>
+              </w:rPr>
+              <w:t>Chưa có dashboard acceptance/error/latency</w:t>
+            </w:r>
+          </w:p>
+        </w:tc>
+        <w:tc>
+          <w:tcPr>
+            <w:tcW w:type="dxa" w:w="2416"/>
+            <w:shd w:fill="FFFFFF"/>
+            <w:tcBorders>
+              <w:top w:val="single" w:sz="6" w:color="CBD5E1"/>
+              <w:left w:val="single" w:sz="6" w:color="CBD5E1"/>
+              <w:bottom w:val="single" w:sz="6" w:color="CBD5E1"/>
+              <w:right w:val="single" w:sz="6" w:color="CBD5E1"/>
+              <w:insideH w:val="single" w:sz="6" w:color="CBD5E1"/>
+              <w:insideV w:val="single" w:sz="6" w:color="CBD5E1"/>
+            </w:tcBorders>
+            <w:tcMar>
+              <w:top w:w="70" w:type="dxa"/>
+              <w:start w:w="80" w:type="dxa"/>
+              <w:bottom w:w="70" w:type="dxa"/>
+              <w:end w:w="80" w:type="dxa"/>
+            </w:tcMar>
+            <w:vAlign w:val="top"/>
+          </w:tcPr>
+          <w:p>
+            <w:pPr>
+              <w:spacing w:after="0"/>
+            </w:pPr>
+            <w:r>
+              <w:rPr>
+                <w:rFonts w:ascii="Aptos" w:hAnsi="Aptos" w:eastAsia="Arial"/>
+                <w:b w:val="0"/>
+                <w:color w:val="0F172A"/>
+                <w:sz w:val="16"/>
+              </w:rPr>
+              <w:t>Savings thực tế = TBD</w:t>
+            </w:r>
+          </w:p>
+        </w:tc>
+        <w:tc>
+          <w:tcPr>
+            <w:tcW w:type="dxa" w:w="2416"/>
+            <w:shd w:fill="FFFFFF"/>
+            <w:tcBorders>
+              <w:top w:val="single" w:sz="6" w:color="CBD5E1"/>
+              <w:left w:val="single" w:sz="6" w:color="CBD5E1"/>
+              <w:bottom w:val="single" w:sz="6" w:color="CBD5E1"/>
+              <w:right w:val="single" w:sz="6" w:color="CBD5E1"/>
+              <w:insideH w:val="single" w:sz="6" w:color="CBD5E1"/>
+              <w:insideV w:val="single" w:sz="6" w:color="CBD5E1"/>
+            </w:tcBorders>
+            <w:tcMar>
+              <w:top w:w="70" w:type="dxa"/>
+              <w:start w:w="80" w:type="dxa"/>
+              <w:bottom w:w="70" w:type="dxa"/>
+              <w:end w:w="80" w:type="dxa"/>
+            </w:tcMar>
+            <w:vAlign w:val="top"/>
+          </w:tcPr>
+          <w:p>
+            <w:pPr>
+              <w:spacing w:after="0"/>
+            </w:pPr>
+            <w:r>
+              <w:rPr>
+                <w:rFonts w:ascii="Aptos" w:hAnsi="Aptos" w:eastAsia="Arial"/>
+                <w:b w:val="0"/>
+                <w:color w:val="0F172A"/>
+                <w:sz w:val="16"/>
+              </w:rPr>
+              <w:t>Không tự suy diễn tiền tiết kiệm</w:t>
+            </w:r>
+          </w:p>
+        </w:tc>
+      </w:tr>
+      <w:tr>
+        <w:trPr>
+          <w:cantSplit/>
+        </w:trPr>
+        <w:tc>
+          <w:tcPr>
+            <w:tcW w:type="dxa" w:w="2416"/>
+            <w:shd w:fill="F8FAFC"/>
+            <w:tcBorders>
+              <w:top w:val="single" w:sz="6" w:color="CBD5E1"/>
+              <w:left w:val="single" w:sz="6" w:color="CBD5E1"/>
+              <w:bottom w:val="single" w:sz="6" w:color="CBD5E1"/>
+              <w:right w:val="single" w:sz="6" w:color="CBD5E1"/>
+              <w:insideH w:val="single" w:sz="6" w:color="CBD5E1"/>
+              <w:insideV w:val="single" w:sz="6" w:color="CBD5E1"/>
+            </w:tcBorders>
+            <w:tcMar>
+              <w:top w:w="70" w:type="dxa"/>
+              <w:start w:w="80" w:type="dxa"/>
+              <w:bottom w:w="70" w:type="dxa"/>
+              <w:end w:w="80" w:type="dxa"/>
+            </w:tcMar>
+            <w:vAlign w:val="top"/>
+          </w:tcPr>
+          <w:p>
+            <w:pPr>
+              <w:spacing w:after="0"/>
+            </w:pPr>
+            <w:r>
+              <w:rPr>
+                <w:rFonts w:ascii="Aptos" w:hAnsi="Aptos" w:eastAsia="Arial"/>
+                <w:b w:val="0"/>
+                <w:color w:val="0F172A"/>
+                <w:sz w:val="16"/>
+              </w:rPr>
+              <w:t>Enforcement</w:t>
+            </w:r>
+          </w:p>
+        </w:tc>
+        <w:tc>
+          <w:tcPr>
+            <w:tcW w:type="dxa" w:w="2416"/>
+            <w:shd w:fill="F8FAFC"/>
+            <w:tcBorders>
+              <w:top w:val="single" w:sz="6" w:color="CBD5E1"/>
+              <w:left w:val="single" w:sz="6" w:color="CBD5E1"/>
+              <w:bottom w:val="single" w:sz="6" w:color="CBD5E1"/>
+              <w:right w:val="single" w:sz="6" w:color="CBD5E1"/>
+              <w:insideH w:val="single" w:sz="6" w:color="CBD5E1"/>
+              <w:insideV w:val="single" w:sz="6" w:color="CBD5E1"/>
+            </w:tcBorders>
+            <w:tcMar>
+              <w:top w:w="70" w:type="dxa"/>
+              <w:start w:w="80" w:type="dxa"/>
+              <w:bottom w:w="70" w:type="dxa"/>
+              <w:end w:w="80" w:type="dxa"/>
+            </w:tcMar>
+            <w:vAlign w:val="top"/>
+          </w:tcPr>
+          <w:p>
+            <w:pPr>
+              <w:spacing w:after="0"/>
+            </w:pPr>
+            <w:r>
+              <w:rPr>
+                <w:rFonts w:ascii="Aptos" w:hAnsi="Aptos" w:eastAsia="Arial"/>
+                <w:b w:val="0"/>
+                <w:color w:val="0F172A"/>
+                <w:sz w:val="16"/>
+              </w:rPr>
+              <w:t>UX gate phía client</w:t>
+            </w:r>
+          </w:p>
+        </w:tc>
+        <w:tc>
+          <w:tcPr>
+            <w:tcW w:type="dxa" w:w="2416"/>
+            <w:shd w:fill="F8FAFC"/>
+            <w:tcBorders>
+              <w:top w:val="single" w:sz="6" w:color="CBD5E1"/>
+              <w:left w:val="single" w:sz="6" w:color="CBD5E1"/>
+              <w:bottom w:val="single" w:sz="6" w:color="CBD5E1"/>
+              <w:right w:val="single" w:sz="6" w:color="CBD5E1"/>
+              <w:insideH w:val="single" w:sz="6" w:color="CBD5E1"/>
+              <w:insideV w:val="single" w:sz="6" w:color="CBD5E1"/>
+            </w:tcBorders>
+            <w:tcMar>
+              <w:top w:w="70" w:type="dxa"/>
+              <w:start w:w="80" w:type="dxa"/>
+              <w:bottom w:w="70" w:type="dxa"/>
+              <w:end w:w="80" w:type="dxa"/>
+            </w:tcMar>
+            <w:vAlign w:val="top"/>
+          </w:tcPr>
+          <w:p>
+            <w:pPr>
+              <w:spacing w:after="0"/>
+            </w:pPr>
+            <w:r>
+              <w:rPr>
+                <w:rFonts w:ascii="Aptos" w:hAnsi="Aptos" w:eastAsia="Arial"/>
+                <w:b w:val="0"/>
+                <w:color w:val="0F172A"/>
+                <w:sz w:val="16"/>
+              </w:rPr>
+              <w:t>$0</w:t>
+            </w:r>
+          </w:p>
+        </w:tc>
+        <w:tc>
+          <w:tcPr>
+            <w:tcW w:type="dxa" w:w="2416"/>
+            <w:shd w:fill="F8FAFC"/>
+            <w:tcBorders>
+              <w:top w:val="single" w:sz="6" w:color="CBD5E1"/>
+              <w:left w:val="single" w:sz="6" w:color="CBD5E1"/>
+              <w:bottom w:val="single" w:sz="6" w:color="CBD5E1"/>
+              <w:right w:val="single" w:sz="6" w:color="CBD5E1"/>
+              <w:insideH w:val="single" w:sz="6" w:color="CBD5E1"/>
+              <w:insideV w:val="single" w:sz="6" w:color="CBD5E1"/>
+            </w:tcBorders>
+            <w:tcMar>
+              <w:top w:w="70" w:type="dxa"/>
+              <w:start w:w="80" w:type="dxa"/>
+              <w:bottom w:w="70" w:type="dxa"/>
+              <w:end w:w="80" w:type="dxa"/>
+            </w:tcMar>
+            <w:vAlign w:val="top"/>
+          </w:tcPr>
+          <w:p>
+            <w:pPr>
+              <w:spacing w:after="0"/>
+            </w:pPr>
+            <w:r>
+              <w:rPr>
+                <w:rFonts w:ascii="Aptos" w:hAnsi="Aptos" w:eastAsia="Arial"/>
+                <w:b w:val="0"/>
+                <w:color w:val="0F172A"/>
+                <w:sz w:val="16"/>
+              </w:rPr>
+              <w:t>Direct API không thuộc bảo đảm semantic này</w:t>
+            </w:r>
+          </w:p>
+        </w:tc>
+      </w:tr>
+    </w:tbl>
+    <w:p>
+      <w:pPr>
+        <w:spacing w:before="0" w:after="0" w:line="20" w:lineRule="exact"/>
+      </w:pPr>
+      <w:r>
+        <w:rPr>
+          <w:sz w:val="2"/>
+        </w:rPr>
+        <w:t xml:space="preserve"> </w:t>
+      </w:r>
+    </w:p>
     <w:sectPr>
       <w:headerReference w:type="default" r:id="rId9"/>
       <w:footerReference w:type="default" r:id="rId10"/>
@@ -11131,7 +12644,7 @@
               <w:color w:val="475569"/>
               <w:sz w:val="16"/>
             </w:rPr>
-            <w:t>kien_v5 @ c09e26a  •  2026-08-09</w:t>
+            <w:t>kien_v5 @ 4d23b9a + working tree</w:t>
           </w:r>
         </w:p>
       </w:tc>
